--- a/templates/policies/195PLNV50.docx
+++ b/templates/policies/195PLNV50.docx
@@ -27689,7 +27689,7 @@
         <w:rPr>
           <w:spacing w:val="16"/>
         </w:rPr>
-        <w:t xml:space="preserve"> 17.06.2026</w:t>
+        <w:t xml:space="preserve">{{data_wystawienia}}</w:t>
       </w:r>
       <w:r>
         <w:rPr/>

--- a/templates/policies/195PLNV50.docx
+++ b/templates/policies/195PLNV50.docx
@@ -29935,7 +29935,62 @@
                               <w:spacing w:val="-5"/>
                               <w:sz w:val="14"/>
                             </w:rPr>
-                            <w:t>/4</w:t>
+                            <w:t>/</w:t>
+                          </w:r>
+                          <w:r>
+                            <w:rPr>
+                              <w:rFonts w:ascii="Arial" w:hAnsi="Arial"/>
+                              <w:b/>
+                              <w:i/>
+                              <w:color w:val="000000"/>
+                              <w:spacing w:val="-5"/>
+                              <w:sz w:val="14"/>
+                            </w:rPr>
+                            <w:fldChar w:fldCharType="begin"/>
+                          </w:r>
+                          <w:r>
+                            <w:rPr>
+                              <w:rFonts w:ascii="Arial" w:hAnsi="Arial"/>
+                              <w:b/>
+                              <w:i/>
+                              <w:color w:val="000000"/>
+                              <w:spacing w:val="-5"/>
+                              <w:sz w:val="14"/>
+                            </w:rPr>
+                            <w:instrText xml:space="preserve"> NUMPAGES </w:instrText>
+                          </w:r>
+                          <w:r>
+                            <w:rPr>
+                              <w:rFonts w:ascii="Arial" w:hAnsi="Arial"/>
+                              <w:b/>
+                              <w:i/>
+                              <w:color w:val="000000"/>
+                              <w:spacing w:val="-5"/>
+                              <w:sz w:val="14"/>
+                            </w:rPr>
+                            <w:fldChar w:fldCharType="separate"/>
+                          </w:r>
+                          <w:r>
+                            <w:rPr>
+                              <w:rFonts w:ascii="Arial" w:hAnsi="Arial"/>
+                              <w:b/>
+                              <w:i/>
+                              <w:color w:val="000000"/>
+                              <w:spacing w:val="-5"/>
+                              <w:sz w:val="14"/>
+                            </w:rPr>
+                            <w:t>8</w:t>
+                          </w:r>
+                          <w:r>
+                            <w:rPr>
+                              <w:rFonts w:ascii="Arial" w:hAnsi="Arial"/>
+                              <w:b/>
+                              <w:i/>
+                              <w:color w:val="000000"/>
+                              <w:spacing w:val="-5"/>
+                              <w:sz w:val="14"/>
+                            </w:rPr>
+                            <w:fldChar w:fldCharType="end"/>
                           </w:r>
                         </w:p>
                       </w:txbxContent>
@@ -30032,7 +30087,62 @@
                         <w:spacing w:val="-5"/>
                         <w:sz w:val="14"/>
                       </w:rPr>
-                      <w:t>/4</w:t>
+                      <w:t>/</w:t>
+                    </w:r>
+                    <w:r>
+                      <w:rPr>
+                        <w:rFonts w:ascii="Arial" w:hAnsi="Arial"/>
+                        <w:b/>
+                        <w:i/>
+                        <w:color w:val="000000"/>
+                        <w:spacing w:val="-5"/>
+                        <w:sz w:val="14"/>
+                      </w:rPr>
+                      <w:fldChar w:fldCharType="begin"/>
+                    </w:r>
+                    <w:r>
+                      <w:rPr>
+                        <w:rFonts w:ascii="Arial" w:hAnsi="Arial"/>
+                        <w:b/>
+                        <w:i/>
+                        <w:color w:val="000000"/>
+                        <w:spacing w:val="-5"/>
+                        <w:sz w:val="14"/>
+                      </w:rPr>
+                      <w:instrText xml:space="preserve"> NUMPAGES </w:instrText>
+                    </w:r>
+                    <w:r>
+                      <w:rPr>
+                        <w:rFonts w:ascii="Arial" w:hAnsi="Arial"/>
+                        <w:b/>
+                        <w:i/>
+                        <w:color w:val="000000"/>
+                        <w:spacing w:val="-5"/>
+                        <w:sz w:val="14"/>
+                      </w:rPr>
+                      <w:fldChar w:fldCharType="separate"/>
+                    </w:r>
+                    <w:r>
+                      <w:rPr>
+                        <w:rFonts w:ascii="Arial" w:hAnsi="Arial"/>
+                        <w:b/>
+                        <w:i/>
+                        <w:color w:val="000000"/>
+                        <w:spacing w:val="-5"/>
+                        <w:sz w:val="14"/>
+                      </w:rPr>
+                      <w:t>8</w:t>
+                    </w:r>
+                    <w:r>
+                      <w:rPr>
+                        <w:rFonts w:ascii="Arial" w:hAnsi="Arial"/>
+                        <w:b/>
+                        <w:i/>
+                        <w:color w:val="000000"/>
+                        <w:spacing w:val="-5"/>
+                        <w:sz w:val="14"/>
+                      </w:rPr>
+                      <w:fldChar w:fldCharType="end"/>
                     </w:r>
                   </w:p>
                 </w:txbxContent>
@@ -31780,7 +31890,62 @@
                               <w:spacing w:val="-5"/>
                               <w:sz w:val="14"/>
                             </w:rPr>
-                            <w:t>/4</w:t>
+                            <w:t>/</w:t>
+                          </w:r>
+                          <w:r>
+                            <w:rPr>
+                              <w:rFonts w:ascii="Arial" w:hAnsi="Arial"/>
+                              <w:b/>
+                              <w:i/>
+                              <w:color w:val="000000"/>
+                              <w:spacing w:val="-5"/>
+                              <w:sz w:val="14"/>
+                            </w:rPr>
+                            <w:fldChar w:fldCharType="begin"/>
+                          </w:r>
+                          <w:r>
+                            <w:rPr>
+                              <w:rFonts w:ascii="Arial" w:hAnsi="Arial"/>
+                              <w:b/>
+                              <w:i/>
+                              <w:color w:val="000000"/>
+                              <w:spacing w:val="-5"/>
+                              <w:sz w:val="14"/>
+                            </w:rPr>
+                            <w:instrText xml:space="preserve"> NUMPAGES </w:instrText>
+                          </w:r>
+                          <w:r>
+                            <w:rPr>
+                              <w:rFonts w:ascii="Arial" w:hAnsi="Arial"/>
+                              <w:b/>
+                              <w:i/>
+                              <w:color w:val="000000"/>
+                              <w:spacing w:val="-5"/>
+                              <w:sz w:val="14"/>
+                            </w:rPr>
+                            <w:fldChar w:fldCharType="separate"/>
+                          </w:r>
+                          <w:r>
+                            <w:rPr>
+                              <w:rFonts w:ascii="Arial" w:hAnsi="Arial"/>
+                              <w:b/>
+                              <w:i/>
+                              <w:color w:val="000000"/>
+                              <w:spacing w:val="-5"/>
+                              <w:sz w:val="14"/>
+                            </w:rPr>
+                            <w:t>8</w:t>
+                          </w:r>
+                          <w:r>
+                            <w:rPr>
+                              <w:rFonts w:ascii="Arial" w:hAnsi="Arial"/>
+                              <w:b/>
+                              <w:i/>
+                              <w:color w:val="000000"/>
+                              <w:spacing w:val="-5"/>
+                              <w:sz w:val="14"/>
+                            </w:rPr>
+                            <w:fldChar w:fldCharType="end"/>
                           </w:r>
                         </w:p>
                       </w:txbxContent>
@@ -31877,7 +32042,62 @@
                         <w:spacing w:val="-5"/>
                         <w:sz w:val="14"/>
                       </w:rPr>
-                      <w:t>/4</w:t>
+                      <w:t>/</w:t>
+                    </w:r>
+                    <w:r>
+                      <w:rPr>
+                        <w:rFonts w:ascii="Arial" w:hAnsi="Arial"/>
+                        <w:b/>
+                        <w:i/>
+                        <w:color w:val="000000"/>
+                        <w:spacing w:val="-5"/>
+                        <w:sz w:val="14"/>
+                      </w:rPr>
+                      <w:fldChar w:fldCharType="begin"/>
+                    </w:r>
+                    <w:r>
+                      <w:rPr>
+                        <w:rFonts w:ascii="Arial" w:hAnsi="Arial"/>
+                        <w:b/>
+                        <w:i/>
+                        <w:color w:val="000000"/>
+                        <w:spacing w:val="-5"/>
+                        <w:sz w:val="14"/>
+                      </w:rPr>
+                      <w:instrText xml:space="preserve"> NUMPAGES </w:instrText>
+                    </w:r>
+                    <w:r>
+                      <w:rPr>
+                        <w:rFonts w:ascii="Arial" w:hAnsi="Arial"/>
+                        <w:b/>
+                        <w:i/>
+                        <w:color w:val="000000"/>
+                        <w:spacing w:val="-5"/>
+                        <w:sz w:val="14"/>
+                      </w:rPr>
+                      <w:fldChar w:fldCharType="separate"/>
+                    </w:r>
+                    <w:r>
+                      <w:rPr>
+                        <w:rFonts w:ascii="Arial" w:hAnsi="Arial"/>
+                        <w:b/>
+                        <w:i/>
+                        <w:color w:val="000000"/>
+                        <w:spacing w:val="-5"/>
+                        <w:sz w:val="14"/>
+                      </w:rPr>
+                      <w:t>8</w:t>
+                    </w:r>
+                    <w:r>
+                      <w:rPr>
+                        <w:rFonts w:ascii="Arial" w:hAnsi="Arial"/>
+                        <w:b/>
+                        <w:i/>
+                        <w:color w:val="000000"/>
+                        <w:spacing w:val="-5"/>
+                        <w:sz w:val="14"/>
+                      </w:rPr>
+                      <w:fldChar w:fldCharType="end"/>
                     </w:r>
                   </w:p>
                 </w:txbxContent>
@@ -33639,7 +33859,62 @@
                               <w:spacing w:val="-5"/>
                               <w:sz w:val="14"/>
                             </w:rPr>
-                            <w:t>/4</w:t>
+                            <w:t>/</w:t>
+                          </w:r>
+                          <w:r>
+                            <w:rPr>
+                              <w:rFonts w:ascii="Arial" w:hAnsi="Arial"/>
+                              <w:b/>
+                              <w:i/>
+                              <w:color w:val="000000"/>
+                              <w:spacing w:val="-5"/>
+                              <w:sz w:val="14"/>
+                            </w:rPr>
+                            <w:fldChar w:fldCharType="begin"/>
+                          </w:r>
+                          <w:r>
+                            <w:rPr>
+                              <w:rFonts w:ascii="Arial" w:hAnsi="Arial"/>
+                              <w:b/>
+                              <w:i/>
+                              <w:color w:val="000000"/>
+                              <w:spacing w:val="-5"/>
+                              <w:sz w:val="14"/>
+                            </w:rPr>
+                            <w:instrText xml:space="preserve"> NUMPAGES </w:instrText>
+                          </w:r>
+                          <w:r>
+                            <w:rPr>
+                              <w:rFonts w:ascii="Arial" w:hAnsi="Arial"/>
+                              <w:b/>
+                              <w:i/>
+                              <w:color w:val="000000"/>
+                              <w:spacing w:val="-5"/>
+                              <w:sz w:val="14"/>
+                            </w:rPr>
+                            <w:fldChar w:fldCharType="separate"/>
+                          </w:r>
+                          <w:r>
+                            <w:rPr>
+                              <w:rFonts w:ascii="Arial" w:hAnsi="Arial"/>
+                              <w:b/>
+                              <w:i/>
+                              <w:color w:val="000000"/>
+                              <w:spacing w:val="-5"/>
+                              <w:sz w:val="14"/>
+                            </w:rPr>
+                            <w:t>8</w:t>
+                          </w:r>
+                          <w:r>
+                            <w:rPr>
+                              <w:rFonts w:ascii="Arial" w:hAnsi="Arial"/>
+                              <w:b/>
+                              <w:i/>
+                              <w:color w:val="000000"/>
+                              <w:spacing w:val="-5"/>
+                              <w:sz w:val="14"/>
+                            </w:rPr>
+                            <w:fldChar w:fldCharType="end"/>
                           </w:r>
                         </w:p>
                       </w:txbxContent>
@@ -33736,7 +34011,62 @@
                         <w:spacing w:val="-5"/>
                         <w:sz w:val="14"/>
                       </w:rPr>
-                      <w:t>/4</w:t>
+                      <w:t>/</w:t>
+                    </w:r>
+                    <w:r>
+                      <w:rPr>
+                        <w:rFonts w:ascii="Arial" w:hAnsi="Arial"/>
+                        <w:b/>
+                        <w:i/>
+                        <w:color w:val="000000"/>
+                        <w:spacing w:val="-5"/>
+                        <w:sz w:val="14"/>
+                      </w:rPr>
+                      <w:fldChar w:fldCharType="begin"/>
+                    </w:r>
+                    <w:r>
+                      <w:rPr>
+                        <w:rFonts w:ascii="Arial" w:hAnsi="Arial"/>
+                        <w:b/>
+                        <w:i/>
+                        <w:color w:val="000000"/>
+                        <w:spacing w:val="-5"/>
+                        <w:sz w:val="14"/>
+                      </w:rPr>
+                      <w:instrText xml:space="preserve"> NUMPAGES </w:instrText>
+                    </w:r>
+                    <w:r>
+                      <w:rPr>
+                        <w:rFonts w:ascii="Arial" w:hAnsi="Arial"/>
+                        <w:b/>
+                        <w:i/>
+                        <w:color w:val="000000"/>
+                        <w:spacing w:val="-5"/>
+                        <w:sz w:val="14"/>
+                      </w:rPr>
+                      <w:fldChar w:fldCharType="separate"/>
+                    </w:r>
+                    <w:r>
+                      <w:rPr>
+                        <w:rFonts w:ascii="Arial" w:hAnsi="Arial"/>
+                        <w:b/>
+                        <w:i/>
+                        <w:color w:val="000000"/>
+                        <w:spacing w:val="-5"/>
+                        <w:sz w:val="14"/>
+                      </w:rPr>
+                      <w:t>8</w:t>
+                    </w:r>
+                    <w:r>
+                      <w:rPr>
+                        <w:rFonts w:ascii="Arial" w:hAnsi="Arial"/>
+                        <w:b/>
+                        <w:i/>
+                        <w:color w:val="000000"/>
+                        <w:spacing w:val="-5"/>
+                        <w:sz w:val="14"/>
+                      </w:rPr>
+                      <w:fldChar w:fldCharType="end"/>
                     </w:r>
                   </w:p>
                 </w:txbxContent>
@@ -35484,7 +35814,62 @@
                               <w:spacing w:val="-5"/>
                               <w:sz w:val="14"/>
                             </w:rPr>
-                            <w:t>/4</w:t>
+                            <w:t>/</w:t>
+                          </w:r>
+                          <w:r>
+                            <w:rPr>
+                              <w:rFonts w:ascii="Arial" w:hAnsi="Arial"/>
+                              <w:b/>
+                              <w:i/>
+                              <w:color w:val="000000"/>
+                              <w:spacing w:val="-5"/>
+                              <w:sz w:val="14"/>
+                            </w:rPr>
+                            <w:fldChar w:fldCharType="begin"/>
+                          </w:r>
+                          <w:r>
+                            <w:rPr>
+                              <w:rFonts w:ascii="Arial" w:hAnsi="Arial"/>
+                              <w:b/>
+                              <w:i/>
+                              <w:color w:val="000000"/>
+                              <w:spacing w:val="-5"/>
+                              <w:sz w:val="14"/>
+                            </w:rPr>
+                            <w:instrText xml:space="preserve"> NUMPAGES </w:instrText>
+                          </w:r>
+                          <w:r>
+                            <w:rPr>
+                              <w:rFonts w:ascii="Arial" w:hAnsi="Arial"/>
+                              <w:b/>
+                              <w:i/>
+                              <w:color w:val="000000"/>
+                              <w:spacing w:val="-5"/>
+                              <w:sz w:val="14"/>
+                            </w:rPr>
+                            <w:fldChar w:fldCharType="separate"/>
+                          </w:r>
+                          <w:r>
+                            <w:rPr>
+                              <w:rFonts w:ascii="Arial" w:hAnsi="Arial"/>
+                              <w:b/>
+                              <w:i/>
+                              <w:color w:val="000000"/>
+                              <w:spacing w:val="-5"/>
+                              <w:sz w:val="14"/>
+                            </w:rPr>
+                            <w:t>8</w:t>
+                          </w:r>
+                          <w:r>
+                            <w:rPr>
+                              <w:rFonts w:ascii="Arial" w:hAnsi="Arial"/>
+                              <w:b/>
+                              <w:i/>
+                              <w:color w:val="000000"/>
+                              <w:spacing w:val="-5"/>
+                              <w:sz w:val="14"/>
+                            </w:rPr>
+                            <w:fldChar w:fldCharType="end"/>
                           </w:r>
                         </w:p>
                       </w:txbxContent>
@@ -35581,7 +35966,62 @@
                         <w:spacing w:val="-5"/>
                         <w:sz w:val="14"/>
                       </w:rPr>
-                      <w:t>/4</w:t>
+                      <w:t>/</w:t>
+                    </w:r>
+                    <w:r>
+                      <w:rPr>
+                        <w:rFonts w:ascii="Arial" w:hAnsi="Arial"/>
+                        <w:b/>
+                        <w:i/>
+                        <w:color w:val="000000"/>
+                        <w:spacing w:val="-5"/>
+                        <w:sz w:val="14"/>
+                      </w:rPr>
+                      <w:fldChar w:fldCharType="begin"/>
+                    </w:r>
+                    <w:r>
+                      <w:rPr>
+                        <w:rFonts w:ascii="Arial" w:hAnsi="Arial"/>
+                        <w:b/>
+                        <w:i/>
+                        <w:color w:val="000000"/>
+                        <w:spacing w:val="-5"/>
+                        <w:sz w:val="14"/>
+                      </w:rPr>
+                      <w:instrText xml:space="preserve"> NUMPAGES </w:instrText>
+                    </w:r>
+                    <w:r>
+                      <w:rPr>
+                        <w:rFonts w:ascii="Arial" w:hAnsi="Arial"/>
+                        <w:b/>
+                        <w:i/>
+                        <w:color w:val="000000"/>
+                        <w:spacing w:val="-5"/>
+                        <w:sz w:val="14"/>
+                      </w:rPr>
+                      <w:fldChar w:fldCharType="separate"/>
+                    </w:r>
+                    <w:r>
+                      <w:rPr>
+                        <w:rFonts w:ascii="Arial" w:hAnsi="Arial"/>
+                        <w:b/>
+                        <w:i/>
+                        <w:color w:val="000000"/>
+                        <w:spacing w:val="-5"/>
+                        <w:sz w:val="14"/>
+                      </w:rPr>
+                      <w:t>8</w:t>
+                    </w:r>
+                    <w:r>
+                      <w:rPr>
+                        <w:rFonts w:ascii="Arial" w:hAnsi="Arial"/>
+                        <w:b/>
+                        <w:i/>
+                        <w:color w:val="000000"/>
+                        <w:spacing w:val="-5"/>
+                        <w:sz w:val="14"/>
+                      </w:rPr>
+                      <w:fldChar w:fldCharType="end"/>
                     </w:r>
                   </w:p>
                 </w:txbxContent>
